--- a/Analyse/Fiches-descriptive/UC09-Charger_un_stage.docx
+++ b/Analyse/Fiches-descriptive/UC09-Charger_un_stage.docx
@@ -60,8 +60,6 @@
               </w:rPr>
               <w:t>09</w:t>
             </w:r>
-            <w:bookmarkStart w:id="0" w:name="_GoBack"/>
-            <w:bookmarkEnd w:id="0"/>
             <w:r>
               <w:rPr>
                 <w:rFonts w:ascii="Arial" w:hAnsi="Arial" w:cs="Arial"/>
@@ -770,43 +768,146 @@
     </w:p>
     <w:p>
       <w:pPr>
-        <w:rPr>
-          <w:noProof/>
-        </w:rPr>
+        <w:keepNext/>
       </w:pPr>
       <w:r>
         <w:rPr>
           <w:noProof/>
         </w:rPr>
-        <w:t>Insérer ici les maquettes IHM</w:t>
+        <w:drawing>
+          <wp:inline distT="0" distB="0" distL="0" distR="0">
+            <wp:extent cx="5760720" cy="2830830"/>
+            <wp:effectExtent l="0" t="0" r="0" b="7620"/>
+            <wp:docPr id="1" name="Image 1"/>
+            <wp:cNvGraphicFramePr>
+              <a:graphicFrameLocks xmlns:a="http://schemas.openxmlformats.org/drawingml/2006/main" noChangeAspect="1"/>
+            </wp:cNvGraphicFramePr>
+            <a:graphic xmlns:a="http://schemas.openxmlformats.org/drawingml/2006/main">
+              <a:graphicData uri="http://schemas.openxmlformats.org/drawingml/2006/picture">
+                <pic:pic xmlns:pic="http://schemas.openxmlformats.org/drawingml/2006/picture">
+                  <pic:nvPicPr>
+                    <pic:cNvPr id="1" name="stage.png"/>
+                    <pic:cNvPicPr/>
+                  </pic:nvPicPr>
+                  <pic:blipFill>
+                    <a:blip r:embed="rId5" cstate="print">
+                      <a:extLst>
+                        <a:ext uri="{28A0092B-C50C-407E-A947-70E740481C1C}">
+                          <a14:useLocalDpi xmlns:a14="http://schemas.microsoft.com/office/drawing/2010/main" val="0"/>
+                        </a:ext>
+                      </a:extLst>
+                    </a:blip>
+                    <a:stretch>
+                      <a:fillRect/>
+                    </a:stretch>
+                  </pic:blipFill>
+                  <pic:spPr>
+                    <a:xfrm>
+                      <a:off x="0" y="0"/>
+                      <a:ext cx="5760720" cy="2830830"/>
+                    </a:xfrm>
+                    <a:prstGeom prst="rect">
+                      <a:avLst/>
+                    </a:prstGeom>
+                  </pic:spPr>
+                </pic:pic>
+              </a:graphicData>
+            </a:graphic>
+          </wp:inline>
+        </w:drawing>
       </w:r>
     </w:p>
     <w:p>
       <w:pPr>
-        <w:rPr>
-          <w:noProof/>
-        </w:rPr>
+        <w:pStyle w:val="Lgende"/>
       </w:pPr>
+      <w:r>
+        <w:t xml:space="preserve">Figure </w:t>
+      </w:r>
+      <w:fldSimple w:instr=" SEQ Figure \* ARABIC ">
+        <w:r>
+          <w:rPr>
+            <w:noProof/>
+          </w:rPr>
+          <w:t>1</w:t>
+        </w:r>
+      </w:fldSimple>
+      <w:r>
+        <w:t>: Page Stage</w:t>
+      </w:r>
     </w:p>
     <w:p>
       <w:pPr>
-        <w:rPr>
-          <w:noProof/>
-        </w:rPr>
+        <w:keepNext/>
       </w:pPr>
       <w:r>
         <w:rPr>
           <w:noProof/>
         </w:rPr>
-        <w:t>Insérer ici un diagramme d’activité si cas complexe avec de nombreux scénarios alternatifs</w:t>
+        <w:lastRenderedPageBreak/>
+        <w:drawing>
+          <wp:inline distT="0" distB="0" distL="0" distR="0">
+            <wp:extent cx="5760720" cy="2839720"/>
+            <wp:effectExtent l="0" t="0" r="0" b="0"/>
+            <wp:docPr id="2" name="Image 2"/>
+            <wp:cNvGraphicFramePr>
+              <a:graphicFrameLocks xmlns:a="http://schemas.openxmlformats.org/drawingml/2006/main" noChangeAspect="1"/>
+            </wp:cNvGraphicFramePr>
+            <a:graphic xmlns:a="http://schemas.openxmlformats.org/drawingml/2006/main">
+              <a:graphicData uri="http://schemas.openxmlformats.org/drawingml/2006/picture">
+                <pic:pic xmlns:pic="http://schemas.openxmlformats.org/drawingml/2006/picture">
+                  <pic:nvPicPr>
+                    <pic:cNvPr id="2" name="importerStage.png"/>
+                    <pic:cNvPicPr/>
+                  </pic:nvPicPr>
+                  <pic:blipFill>
+                    <a:blip r:embed="rId6" cstate="print">
+                      <a:extLst>
+                        <a:ext uri="{28A0092B-C50C-407E-A947-70E740481C1C}">
+                          <a14:useLocalDpi xmlns:a14="http://schemas.microsoft.com/office/drawing/2010/main" val="0"/>
+                        </a:ext>
+                      </a:extLst>
+                    </a:blip>
+                    <a:stretch>
+                      <a:fillRect/>
+                    </a:stretch>
+                  </pic:blipFill>
+                  <pic:spPr>
+                    <a:xfrm>
+                      <a:off x="0" y="0"/>
+                      <a:ext cx="5760720" cy="2839720"/>
+                    </a:xfrm>
+                    <a:prstGeom prst="rect">
+                      <a:avLst/>
+                    </a:prstGeom>
+                  </pic:spPr>
+                </pic:pic>
+              </a:graphicData>
+            </a:graphic>
+          </wp:inline>
+        </w:drawing>
       </w:r>
     </w:p>
     <w:p>
       <w:pPr>
-        <w:rPr>
-          <w:noProof/>
-        </w:rPr>
+        <w:pStyle w:val="Lgende"/>
       </w:pPr>
+      <w:r>
+        <w:t xml:space="preserve">Figure </w:t>
+      </w:r>
+      <w:fldSimple w:instr=" SEQ Figure \* ARABIC ">
+        <w:r>
+          <w:rPr>
+            <w:noProof/>
+          </w:rPr>
+          <w:t>2</w:t>
+        </w:r>
+      </w:fldSimple>
+      <w:r>
+        <w:t>: Pop-up importer des stages</w:t>
+      </w:r>
+      <w:bookmarkStart w:id="0" w:name="_GoBack"/>
+      <w:bookmarkEnd w:id="0"/>
     </w:p>
     <w:p>
       <w:pPr>
@@ -3550,6 +3651,24 @@
       <w:contextualSpacing/>
     </w:pPr>
   </w:style>
+  <w:style w:type="paragraph" w:styleId="Lgende">
+    <w:name w:val="caption"/>
+    <w:basedOn w:val="Normal"/>
+    <w:next w:val="Normal"/>
+    <w:unhideWhenUsed/>
+    <w:qFormat/>
+    <w:rsid w:val="005050D8"/>
+    <w:pPr>
+      <w:spacing w:after="200"/>
+    </w:pPr>
+    <w:rPr>
+      <w:i/>
+      <w:iCs/>
+      <w:color w:val="1F497D" w:themeColor="text2"/>
+      <w:sz w:val="18"/>
+      <w:szCs w:val="18"/>
+    </w:rPr>
+  </w:style>
 </w:styles>
 </file>
 
